--- a/01 Tanakh/02 Nevi_im/02 Latter Prophets/11 Yirmeyahu/Yirmeyahu 30.docx
+++ b/01 Tanakh/02 Nevi_im/02 Latter Prophets/11 Yirmeyahu/Yirmeyahu 30.docx
@@ -22,7 +22,7 @@
           <w:szCs w:val="24"/>
           <w:rtl w:val="0"/>
         </w:rPr>
-        <w:t xml:space="preserve">(Book Title)</w:t>
+        <w:t xml:space="preserve">Yirmeyahu</w:t>
       </w:r>
     </w:p>
     <w:p>
@@ -43,7 +43,12 @@
           <w:szCs w:val="40"/>
           <w:rtl w:val="0"/>
         </w:rPr>
-        <w:t xml:space="preserve">1</w:t>
+        <w:t xml:space="preserve">30</w:t>
+      </w:r>
+      <w:r>
+        <w:rPr>
+          <w:rtl w:val="0"/>
+        </w:rPr>
       </w:r>
     </w:p>
     <w:p>
@@ -84,238 +89,647 @@
     </w:p>
     <w:p>
       <w:pPr>
-        <w:ind w:firstLine="720"/>
+        <w:ind w:left="0" w:firstLine="0"/>
+        <w:rPr>
+          <w:sz w:val="24"/>
+          <w:szCs w:val="24"/>
+        </w:rPr>
+      </w:pPr>
+      <w:r>
+        <w:rPr>
+          <w:rtl w:val="0"/>
+        </w:rPr>
+      </w:r>
+    </w:p>
+    <w:p>
+      <w:pPr>
+        <w:numPr>
+          <w:ilvl w:val="0"/>
+          <w:numId w:val="1"/>
+        </w:numPr>
+        <w:ind w:left="720" w:hanging="360"/>
+        <w:rPr>
+          <w:sz w:val="24"/>
+          <w:szCs w:val="24"/>
+          <w:u w:val="none"/>
+        </w:rPr>
+      </w:pPr>
+      <w:r>
+        <w:rPr>
+          <w:sz w:val="24"/>
+          <w:szCs w:val="24"/>
+          <w:rtl w:val="0"/>
+        </w:rPr>
+        <w:t xml:space="preserve">This word came to Yirmeyahu from EHYEH:</w:t>
+      </w:r>
+    </w:p>
+    <w:p>
+      <w:pPr>
+        <w:numPr>
+          <w:ilvl w:val="0"/>
+          <w:numId w:val="1"/>
+        </w:numPr>
+        <w:ind w:left="720" w:hanging="360"/>
+        <w:rPr>
+          <w:sz w:val="24"/>
+          <w:szCs w:val="24"/>
+          <w:u w:val="none"/>
+        </w:rPr>
+      </w:pPr>
+      <w:r>
+        <w:rPr>
+          <w:sz w:val="24"/>
+          <w:szCs w:val="24"/>
+          <w:rtl w:val="0"/>
+        </w:rPr>
+        <w:t xml:space="preserve">“This is what EHYEH, Elohei of Isra’el says: ‘Write all the words I have spoken to you in a scroll.</w:t>
+      </w:r>
+    </w:p>
+    <w:p>
+      <w:pPr>
+        <w:numPr>
+          <w:ilvl w:val="0"/>
+          <w:numId w:val="1"/>
+        </w:numPr>
+        <w:ind w:left="720" w:hanging="360"/>
+        <w:rPr>
+          <w:sz w:val="24"/>
+          <w:szCs w:val="24"/>
+          <w:u w:val="none"/>
+        </w:rPr>
+      </w:pPr>
+      <w:r>
+        <w:rPr>
+          <w:sz w:val="24"/>
+          <w:szCs w:val="24"/>
+          <w:rtl w:val="0"/>
+        </w:rPr>
+        <w:t xml:space="preserve">For the day is coming,’ says EHYEH, ‘when I will reverse the exile of my people Isra’el and Y’hudah,’ says EHYEH. ‘I will cause them to return to the land I gave their ancestors, and they will take possession of it.’”</w:t>
+      </w:r>
+    </w:p>
+    <w:p>
+      <w:pPr>
+        <w:numPr>
+          <w:ilvl w:val="0"/>
+          <w:numId w:val="1"/>
+        </w:numPr>
+        <w:ind w:left="720" w:hanging="360"/>
+        <w:rPr>
+          <w:sz w:val="24"/>
+          <w:szCs w:val="24"/>
+          <w:u w:val="none"/>
+        </w:rPr>
+      </w:pPr>
+      <w:r>
+        <w:rPr>
+          <w:sz w:val="24"/>
+          <w:szCs w:val="24"/>
+          <w:rtl w:val="0"/>
+        </w:rPr>
+        <w:t xml:space="preserve">These are the words EHYEH spoke concerning Isra’el and Y’hudah:</w:t>
+      </w:r>
+    </w:p>
+    <w:p>
+      <w:pPr>
+        <w:numPr>
+          <w:ilvl w:val="0"/>
+          <w:numId w:val="1"/>
+        </w:numPr>
+        <w:ind w:left="720" w:hanging="360"/>
+        <w:rPr>
+          <w:sz w:val="24"/>
+          <w:szCs w:val="24"/>
+          <w:u w:val="none"/>
+        </w:rPr>
+      </w:pPr>
+      <w:r>
+        <w:rPr>
+          <w:sz w:val="24"/>
+          <w:szCs w:val="24"/>
+          <w:rtl w:val="0"/>
+        </w:rPr>
+        <w:t xml:space="preserve">Here is what EHYEH says: “We have heard a cry of terror, of fear and not of peace.</w:t>
+      </w:r>
+    </w:p>
+    <w:p>
+      <w:pPr>
+        <w:numPr>
+          <w:ilvl w:val="0"/>
+          <w:numId w:val="1"/>
+        </w:numPr>
+        <w:ind w:left="720" w:hanging="360"/>
+        <w:rPr>
+          <w:sz w:val="24"/>
+          <w:szCs w:val="24"/>
+          <w:u w:val="none"/>
+        </w:rPr>
+      </w:pPr>
+      <w:r>
+        <w:rPr>
+          <w:sz w:val="24"/>
+          <w:szCs w:val="24"/>
+          <w:rtl w:val="0"/>
+        </w:rPr>
+        <w:t xml:space="preserve">Ask now and see: can men give birth to children? Why, then, do I see all the men with their hands on their stomachs like women in labor, with every face turned pale?</w:t>
+      </w:r>
+    </w:p>
+    <w:p>
+      <w:pPr>
+        <w:numPr>
+          <w:ilvl w:val="0"/>
+          <w:numId w:val="1"/>
+        </w:numPr>
+        <w:ind w:left="720" w:hanging="360"/>
+        <w:rPr>
+          <w:sz w:val="24"/>
+          <w:szCs w:val="24"/>
+          <w:u w:val="none"/>
+        </w:rPr>
+      </w:pPr>
+      <w:r>
+        <w:rPr>
+          <w:sz w:val="24"/>
+          <w:szCs w:val="24"/>
+          <w:rtl w:val="0"/>
+        </w:rPr>
+        <w:t xml:space="preserve">How dreadful that day will be! — there has never been one like it: a time of trouble for Ya‘akov, but out of it he will be saved.</w:t>
+      </w:r>
+    </w:p>
+    <w:p>
+      <w:pPr>
+        <w:numPr>
+          <w:ilvl w:val="0"/>
+          <w:numId w:val="1"/>
+        </w:numPr>
+        <w:ind w:left="720" w:hanging="360"/>
+        <w:rPr>
+          <w:sz w:val="24"/>
+          <w:szCs w:val="24"/>
+          <w:u w:val="none"/>
+        </w:rPr>
+      </w:pPr>
+      <w:r>
+        <w:rPr>
+          <w:sz w:val="24"/>
+          <w:szCs w:val="24"/>
+          <w:rtl w:val="0"/>
+        </w:rPr>
+        <w:t xml:space="preserve">“On that day,” says YIHOVEH-TZVA’OT, “I will break his yoke from off your neck, I will snap your chains. Foreigners will no longer enslave him.</w:t>
+      </w:r>
+    </w:p>
+    <w:p>
+      <w:pPr>
+        <w:numPr>
+          <w:ilvl w:val="0"/>
+          <w:numId w:val="1"/>
+        </w:numPr>
+        <w:ind w:left="720" w:hanging="360"/>
+        <w:rPr>
+          <w:sz w:val="24"/>
+          <w:szCs w:val="24"/>
+          <w:u w:val="none"/>
+        </w:rPr>
+      </w:pPr>
+      <w:r>
+        <w:rPr>
+          <w:sz w:val="24"/>
+          <w:szCs w:val="24"/>
+          <w:rtl w:val="0"/>
+        </w:rPr>
+        <w:t xml:space="preserve">Instead, they will serve EHYEH Eloheihem, and David their king, whom I will raise up for them.</w:t>
+      </w:r>
+    </w:p>
+    <w:p>
+      <w:pPr>
+        <w:numPr>
+          <w:ilvl w:val="0"/>
+          <w:numId w:val="1"/>
+        </w:numPr>
+        <w:ind w:left="720" w:hanging="360"/>
+        <w:rPr>
+          <w:sz w:val="24"/>
+          <w:szCs w:val="24"/>
+          <w:u w:val="none"/>
+        </w:rPr>
+      </w:pPr>
+      <w:r>
+        <w:rPr>
+          <w:sz w:val="24"/>
+          <w:szCs w:val="24"/>
+          <w:rtl w:val="0"/>
+        </w:rPr>
+        <w:t xml:space="preserve">“So don’t be afraid, Ya‘akov my servant,” says EHYEH, “or be alarmed, Isra’el; for I will return you from far away and your offspring from their country of exile. Ya‘akov will again be quiet, at rest; and no one will make him afraid.</w:t>
+      </w:r>
+    </w:p>
+    <w:p>
+      <w:pPr>
+        <w:numPr>
+          <w:ilvl w:val="0"/>
+          <w:numId w:val="1"/>
+        </w:numPr>
+        <w:ind w:left="720" w:hanging="360"/>
+        <w:rPr>
+          <w:sz w:val="24"/>
+          <w:szCs w:val="24"/>
+          <w:u w:val="none"/>
+        </w:rPr>
+      </w:pPr>
+      <w:r>
+        <w:rPr>
+          <w:sz w:val="24"/>
+          <w:szCs w:val="24"/>
+          <w:rtl w:val="0"/>
+        </w:rPr>
+        <w:t xml:space="preserve">“For I am with you to save you,” says EHYEH, “I will finish off all the nations where I have scattered you. However, you I will not finish off, but will discipline only as you deserve; I will not completely destroy you.”</w:t>
+      </w:r>
+    </w:p>
+    <w:p>
+      <w:pPr>
+        <w:numPr>
+          <w:ilvl w:val="0"/>
+          <w:numId w:val="1"/>
+        </w:numPr>
+        <w:ind w:left="720" w:hanging="360"/>
+        <w:rPr>
+          <w:sz w:val="24"/>
+          <w:szCs w:val="24"/>
+          <w:u w:val="none"/>
+        </w:rPr>
+      </w:pPr>
+      <w:r>
+        <w:rPr>
+          <w:sz w:val="24"/>
+          <w:szCs w:val="24"/>
+          <w:rtl w:val="0"/>
+        </w:rPr>
+        <w:t xml:space="preserve">For here is what EHYEH says: “Your wound is past healing, your injury most severe;</w:t>
+      </w:r>
+    </w:p>
+    <w:p>
+      <w:pPr>
+        <w:numPr>
+          <w:ilvl w:val="0"/>
+          <w:numId w:val="1"/>
+        </w:numPr>
+        <w:ind w:left="720" w:hanging="360"/>
+        <w:rPr>
+          <w:sz w:val="24"/>
+          <w:szCs w:val="24"/>
+          <w:u w:val="none"/>
+        </w:rPr>
+      </w:pPr>
+      <w:r>
+        <w:rPr>
+          <w:sz w:val="24"/>
+          <w:szCs w:val="24"/>
+          <w:rtl w:val="0"/>
+        </w:rPr>
+        <w:t xml:space="preserve">no one thinks your wound can be bandaged; you have no medicines that can heal you.</w:t>
+      </w:r>
+    </w:p>
+    <w:p>
+      <w:pPr>
+        <w:numPr>
+          <w:ilvl w:val="0"/>
+          <w:numId w:val="1"/>
+        </w:numPr>
+        <w:ind w:left="720" w:hanging="360"/>
+        <w:rPr>
+          <w:sz w:val="24"/>
+          <w:szCs w:val="24"/>
+          <w:u w:val="none"/>
+        </w:rPr>
+      </w:pPr>
+      <w:r>
+        <w:rPr>
+          <w:sz w:val="24"/>
+          <w:szCs w:val="24"/>
+          <w:rtl w:val="0"/>
+        </w:rPr>
+        <w:t xml:space="preserve">All your friends have forgotten you, they no longer seek you out. I have struck you down as an enemy would, punished as a cruel man would, because of your great wickedness, because of your many sins.</w:t>
+      </w:r>
+    </w:p>
+    <w:p>
+      <w:pPr>
+        <w:numPr>
+          <w:ilvl w:val="0"/>
+          <w:numId w:val="1"/>
+        </w:numPr>
+        <w:ind w:left="720" w:hanging="360"/>
+        <w:rPr>
+          <w:sz w:val="24"/>
+          <w:szCs w:val="24"/>
+          <w:u w:val="none"/>
+        </w:rPr>
+      </w:pPr>
+      <w:r>
+        <w:rPr>
+          <w:sz w:val="24"/>
+          <w:szCs w:val="24"/>
+          <w:rtl w:val="0"/>
+        </w:rPr>
+        <w:t xml:space="preserve">Why cry that your wound and pain are past healing? I have done these things to you because of your great wickedness, because of your many sins.</w:t>
+      </w:r>
+    </w:p>
+    <w:p>
+      <w:pPr>
+        <w:ind w:left="720" w:firstLine="0"/>
+        <w:rPr>
+          <w:sz w:val="24"/>
+          <w:szCs w:val="24"/>
+        </w:rPr>
+      </w:pPr>
+      <w:r>
+        <w:rPr>
+          <w:rtl w:val="0"/>
+        </w:rPr>
+      </w:r>
+    </w:p>
+    <w:p>
+      <w:pPr>
+        <w:ind w:left="720" w:firstLine="0"/>
+        <w:rPr>
+          <w:sz w:val="24"/>
+          <w:szCs w:val="24"/>
+        </w:rPr>
+      </w:pPr>
+      <w:r>
+        <w:rPr>
+          <w:rtl w:val="0"/>
+        </w:rPr>
+      </w:r>
+    </w:p>
+    <w:p>
+      <w:pPr>
+        <w:jc w:val="center"/>
         <w:rPr>
           <w:b w:val="1"/>
           <w:bCs w:val="1"/>
-          <w:sz w:val="24"/>
-          <w:szCs w:val="24"/>
-        </w:rPr>
-      </w:pPr>
-      <w:r>
-        <w:rPr>
-          <w:rtl w:val="0"/>
-        </w:rPr>
-      </w:r>
-    </w:p>
-    <w:p>
-      <w:pPr>
-        <w:numPr>
-          <w:ilvl w:val="0"/>
-          <w:numId w:val="1"/>
-        </w:numPr>
-        <w:ind w:left="720" w:hanging="360"/>
-        <w:rPr>
-          <w:sz w:val="24"/>
-          <w:szCs w:val="24"/>
-          <w:u w:val="none"/>
-        </w:rPr>
-      </w:pPr>
-      <w:r>
-        <w:rPr>
-          <w:sz w:val="24"/>
-          <w:szCs w:val="24"/>
-          <w:rtl w:val="0"/>
-        </w:rPr>
-        <w:t xml:space="preserve">Text</w:t>
-      </w:r>
-    </w:p>
-    <w:p>
-      <w:pPr>
-        <w:rPr>
-          <w:sz w:val="24"/>
-          <w:szCs w:val="24"/>
-        </w:rPr>
-      </w:pPr>
-      <w:r>
-        <w:rPr>
-          <w:rtl w:val="0"/>
-        </w:rPr>
-      </w:r>
-    </w:p>
-    <w:p>
-      <w:pPr>
-        <w:rPr>
-          <w:sz w:val="24"/>
-          <w:szCs w:val="24"/>
-        </w:rPr>
-      </w:pPr>
-      <w:r>
-        <w:rPr>
-          <w:rtl w:val="0"/>
-        </w:rPr>
-      </w:r>
-    </w:p>
-    <w:p>
-      <w:pPr>
-        <w:ind w:firstLine="720"/>
+          <w:color w:val="999999"/>
+          <w:sz w:val="24"/>
+          <w:szCs w:val="24"/>
+        </w:rPr>
+      </w:pPr>
+      <w:r>
         <w:rPr>
           <w:b w:val="1"/>
           <w:bCs w:val="1"/>
-          <w:sz w:val="24"/>
-          <w:szCs w:val="24"/>
-        </w:rPr>
-      </w:pPr>
-      <w:r>
-        <w:rPr>
-          <w:b w:val="1"/>
-          <w:bCs w:val="1"/>
-          <w:sz w:val="24"/>
-          <w:szCs w:val="24"/>
-          <w:rtl w:val="0"/>
-        </w:rPr>
-        <w:t xml:space="preserve">(Section Title)</w:t>
-      </w:r>
-    </w:p>
-    <w:p>
-      <w:pPr>
-        <w:ind w:firstLine="720"/>
-        <w:rPr>
-          <w:b w:val="1"/>
-          <w:bCs w:val="1"/>
-          <w:sz w:val="24"/>
-          <w:szCs w:val="24"/>
-        </w:rPr>
-      </w:pPr>
-      <w:r>
-        <w:rPr>
-          <w:rtl w:val="0"/>
-        </w:rPr>
-      </w:r>
-    </w:p>
-    <w:p>
-      <w:pPr>
-        <w:numPr>
-          <w:ilvl w:val="0"/>
-          <w:numId w:val="1"/>
-        </w:numPr>
-        <w:ind w:left="720" w:hanging="360"/>
-        <w:rPr>
-          <w:sz w:val="24"/>
-          <w:szCs w:val="24"/>
-          <w:u w:val="none"/>
-        </w:rPr>
-      </w:pPr>
-      <w:r>
-        <w:rPr>
-          <w:sz w:val="24"/>
-          <w:szCs w:val="24"/>
-          <w:rtl w:val="0"/>
-        </w:rPr>
-        <w:t xml:space="preserve">Text</w:t>
-      </w:r>
-    </w:p>
-    <w:p>
-      <w:pPr>
-        <w:rPr>
-          <w:sz w:val="24"/>
-          <w:szCs w:val="24"/>
-        </w:rPr>
-      </w:pPr>
-      <w:r>
-        <w:rPr>
-          <w:rtl w:val="0"/>
-        </w:rPr>
+          <w:color w:val="999999"/>
+          <w:sz w:val="24"/>
+          <w:szCs w:val="24"/>
+          <w:rtl w:val="0"/>
+        </w:rPr>
+        <w:t xml:space="preserve">Yirmeyahu</w:t>
       </w:r>
     </w:p>
     <w:p>
       <w:pPr>
         <w:jc w:val="center"/>
+        <w:rPr>
+          <w:sz w:val="24"/>
+          <w:szCs w:val="24"/>
+        </w:rPr>
+      </w:pPr>
+      <w:r>
         <w:rPr>
           <w:b w:val="1"/>
           <w:bCs w:val="1"/>
           <w:sz w:val="40"/>
           <w:szCs w:val="40"/>
-        </w:rPr>
-      </w:pPr>
-      <w:r>
-        <w:rPr>
-          <w:b w:val="1"/>
-          <w:bCs w:val="1"/>
-          <w:color w:val="999999"/>
-          <w:sz w:val="24"/>
-          <w:szCs w:val="24"/>
-          <w:rtl w:val="0"/>
-        </w:rPr>
-        <w:t xml:space="preserve">(Book Title)</w:t>
-      </w:r>
-      <w:r>
-        <w:rPr>
-          <w:rtl w:val="0"/>
-        </w:rPr>
-      </w:r>
-    </w:p>
-    <w:p>
-      <w:pPr>
-        <w:jc w:val="center"/>
-        <w:rPr>
-          <w:b w:val="1"/>
-          <w:bCs w:val="1"/>
-          <w:sz w:val="40"/>
-          <w:szCs w:val="40"/>
-        </w:rPr>
-      </w:pPr>
-      <w:r>
-        <w:rPr>
-          <w:b w:val="1"/>
-          <w:bCs w:val="1"/>
-          <w:sz w:val="40"/>
-          <w:szCs w:val="40"/>
-          <w:rtl w:val="0"/>
-        </w:rPr>
-        <w:t xml:space="preserve">1</w:t>
-      </w:r>
-    </w:p>
-    <w:p>
-      <w:pPr>
-        <w:rPr>
-          <w:b w:val="1"/>
-          <w:bCs w:val="1"/>
-          <w:sz w:val="24"/>
-          <w:szCs w:val="24"/>
-        </w:rPr>
-      </w:pPr>
-      <w:r>
-        <w:rPr>
-          <w:rtl w:val="0"/>
-        </w:rPr>
-      </w:r>
-    </w:p>
-    <w:p>
-      <w:pPr>
-        <w:rPr>
-          <w:b w:val="1"/>
-          <w:bCs w:val="1"/>
-          <w:sz w:val="24"/>
-          <w:szCs w:val="24"/>
-        </w:rPr>
-      </w:pPr>
-      <w:r>
-        <w:rPr>
-          <w:rtl w:val="0"/>
-        </w:rPr>
-      </w:r>
-    </w:p>
-    <w:p>
-      <w:pPr>
-        <w:numPr>
-          <w:ilvl w:val="0"/>
-          <w:numId w:val="1"/>
-        </w:numPr>
-        <w:ind w:left="720" w:hanging="360"/>
-        <w:rPr>
-          <w:sz w:val="24"/>
-          <w:szCs w:val="24"/>
-          <w:u w:val="none"/>
-        </w:rPr>
-      </w:pPr>
-      <w:r>
-        <w:rPr>
-          <w:sz w:val="24"/>
-          <w:szCs w:val="24"/>
-          <w:rtl w:val="0"/>
-        </w:rPr>
-        <w:t xml:space="preserve">Text</w:t>
+          <w:rtl w:val="0"/>
+        </w:rPr>
+        <w:t xml:space="preserve">30</w:t>
+      </w:r>
+      <w:r>
+        <w:rPr>
+          <w:rtl w:val="0"/>
+        </w:rPr>
+      </w:r>
+    </w:p>
+    <w:p>
+      <w:pPr>
+        <w:ind w:left="720" w:firstLine="0"/>
+        <w:rPr>
+          <w:sz w:val="24"/>
+          <w:szCs w:val="24"/>
+        </w:rPr>
+      </w:pPr>
+      <w:r>
+        <w:rPr>
+          <w:rtl w:val="0"/>
+        </w:rPr>
+      </w:r>
+    </w:p>
+    <w:p>
+      <w:pPr>
+        <w:ind w:left="720" w:firstLine="0"/>
+        <w:rPr>
+          <w:sz w:val="24"/>
+          <w:szCs w:val="24"/>
+        </w:rPr>
+      </w:pPr>
+      <w:r>
+        <w:rPr>
+          <w:rtl w:val="0"/>
+        </w:rPr>
+      </w:r>
+    </w:p>
+    <w:p>
+      <w:pPr>
+        <w:numPr>
+          <w:ilvl w:val="0"/>
+          <w:numId w:val="1"/>
+        </w:numPr>
+        <w:ind w:left="720" w:hanging="360"/>
+        <w:rPr>
+          <w:sz w:val="24"/>
+          <w:szCs w:val="24"/>
+          <w:u w:val="none"/>
+        </w:rPr>
+      </w:pPr>
+      <w:r>
+        <w:rPr>
+          <w:sz w:val="24"/>
+          <w:szCs w:val="24"/>
+          <w:rtl w:val="0"/>
+        </w:rPr>
+        <w:t xml:space="preserve">“But all who devour you will be devoured, all your enemies will go into exile, those who plunder you will be plundered, those who pillage you will be pillaged.</w:t>
+      </w:r>
+    </w:p>
+    <w:p>
+      <w:pPr>
+        <w:numPr>
+          <w:ilvl w:val="0"/>
+          <w:numId w:val="1"/>
+        </w:numPr>
+        <w:ind w:left="720" w:hanging="360"/>
+        <w:rPr>
+          <w:sz w:val="24"/>
+          <w:szCs w:val="24"/>
+          <w:u w:val="none"/>
+        </w:rPr>
+      </w:pPr>
+      <w:r>
+        <w:rPr>
+          <w:sz w:val="24"/>
+          <w:szCs w:val="24"/>
+          <w:rtl w:val="0"/>
+        </w:rPr>
+        <w:t xml:space="preserve">For I will restore your health, I will heal you of your wounds,” says EHYEH, “because they called you an outcast, Tziyon, with no one who cares about her.”</w:t>
+      </w:r>
+    </w:p>
+    <w:p>
+      <w:pPr>
+        <w:numPr>
+          <w:ilvl w:val="0"/>
+          <w:numId w:val="1"/>
+        </w:numPr>
+        <w:ind w:left="720" w:hanging="360"/>
+        <w:rPr>
+          <w:sz w:val="24"/>
+          <w:szCs w:val="24"/>
+          <w:u w:val="none"/>
+        </w:rPr>
+      </w:pPr>
+      <w:r>
+        <w:rPr>
+          <w:sz w:val="24"/>
+          <w:szCs w:val="24"/>
+          <w:rtl w:val="0"/>
+        </w:rPr>
+        <w:t xml:space="preserve">Thus says EHYEH: “I will return Ya‘akov’s captives to their tents; I will take pity on his dwellings. Cities will be rebuilt on their own tels, with palaces where they’re supposed to be.</w:t>
+      </w:r>
+    </w:p>
+    <w:p>
+      <w:pPr>
+        <w:numPr>
+          <w:ilvl w:val="0"/>
+          <w:numId w:val="1"/>
+        </w:numPr>
+        <w:ind w:left="720" w:hanging="360"/>
+        <w:rPr>
+          <w:sz w:val="24"/>
+          <w:szCs w:val="24"/>
+          <w:u w:val="none"/>
+        </w:rPr>
+      </w:pPr>
+      <w:r>
+        <w:rPr>
+          <w:sz w:val="24"/>
+          <w:szCs w:val="24"/>
+          <w:rtl w:val="0"/>
+        </w:rPr>
+        <w:t xml:space="preserve">From them will come thanksgiving and the sound of people celebrating. I will increase them; they will not be decreased; I will honor them; they will not be despised.</w:t>
+      </w:r>
+    </w:p>
+    <w:p>
+      <w:pPr>
+        <w:numPr>
+          <w:ilvl w:val="0"/>
+          <w:numId w:val="1"/>
+        </w:numPr>
+        <w:ind w:left="720" w:hanging="360"/>
+        <w:rPr>
+          <w:sz w:val="24"/>
+          <w:szCs w:val="24"/>
+          <w:u w:val="none"/>
+        </w:rPr>
+      </w:pPr>
+      <w:r>
+        <w:rPr>
+          <w:sz w:val="24"/>
+          <w:szCs w:val="24"/>
+          <w:rtl w:val="0"/>
+        </w:rPr>
+        <w:t xml:space="preserve">Their children will be as they used to be, their community confirmed in my presence; and I will punish everyone who oppresses them.</w:t>
+      </w:r>
+    </w:p>
+    <w:p>
+      <w:pPr>
+        <w:numPr>
+          <w:ilvl w:val="0"/>
+          <w:numId w:val="1"/>
+        </w:numPr>
+        <w:ind w:left="720" w:hanging="360"/>
+        <w:rPr>
+          <w:sz w:val="24"/>
+          <w:szCs w:val="24"/>
+          <w:u w:val="none"/>
+        </w:rPr>
+      </w:pPr>
+      <w:r>
+        <w:rPr>
+          <w:sz w:val="24"/>
+          <w:szCs w:val="24"/>
+          <w:rtl w:val="0"/>
+        </w:rPr>
+        <w:t xml:space="preserve">Their leader will be one of their own, their ruler will come from among them. I will cause him to come close and let him approach me; for, otherwise, who would guarantee his heart enough to approach me?” says EHYEH.</w:t>
+      </w:r>
+    </w:p>
+    <w:p>
+      <w:pPr>
+        <w:numPr>
+          <w:ilvl w:val="0"/>
+          <w:numId w:val="1"/>
+        </w:numPr>
+        <w:ind w:left="720" w:hanging="360"/>
+        <w:rPr>
+          <w:sz w:val="24"/>
+          <w:szCs w:val="24"/>
+          <w:u w:val="none"/>
+        </w:rPr>
+      </w:pPr>
+      <w:r>
+        <w:rPr>
+          <w:sz w:val="24"/>
+          <w:szCs w:val="24"/>
+          <w:rtl w:val="0"/>
+        </w:rPr>
+        <w:t xml:space="preserve">“You will be my people, and I will be Eloheikha.”</w:t>
+      </w:r>
+    </w:p>
+    <w:p>
+      <w:pPr>
+        <w:numPr>
+          <w:ilvl w:val="0"/>
+          <w:numId w:val="1"/>
+        </w:numPr>
+        <w:ind w:left="720" w:hanging="360"/>
+        <w:rPr>
+          <w:sz w:val="24"/>
+          <w:szCs w:val="24"/>
+          <w:u w:val="none"/>
+        </w:rPr>
+      </w:pPr>
+      <w:r>
+        <w:rPr>
+          <w:sz w:val="24"/>
+          <w:szCs w:val="24"/>
+          <w:rtl w:val="0"/>
+        </w:rPr>
+        <w:t xml:space="preserve">Look! The storm of EHYEH, bursting out in fury, a sweeping storm, whirling down upon the heads of the wicked!</w:t>
+      </w:r>
+    </w:p>
+    <w:p>
+      <w:pPr>
+        <w:numPr>
+          <w:ilvl w:val="0"/>
+          <w:numId w:val="1"/>
+        </w:numPr>
+        <w:ind w:left="720" w:hanging="360"/>
+        <w:rPr>
+          <w:sz w:val="24"/>
+          <w:szCs w:val="24"/>
+          <w:u w:val="none"/>
+        </w:rPr>
+      </w:pPr>
+      <w:r>
+        <w:rPr>
+          <w:sz w:val="24"/>
+          <w:szCs w:val="24"/>
+          <w:rtl w:val="0"/>
+        </w:rPr>
+        <w:t xml:space="preserve">The fierce anger of EHYEH will not abate till he accomplishes the purpose in his heart. In the acharit-hayamim, you will understand.</w:t>
       </w:r>
     </w:p>
     <w:sectPr>
